--- a/docs/revisao_literatura_agro_rev2.docx
+++ b/docs/revisao_literatura_agro_rev2.docx
@@ -12,12 +12,12 @@
     </w:p>
     <w:p>
       <w:r>
-        <w:t>A estimação do risco de mercado exige mais do que prever o movimento médio dos preços. Para apoiar decisões de exposição, proteção e reserva de recursos, é necessário avaliar a possibilidade de perdas e a intensidade que elas podem atingir. Essa distinção ganha relevância em uma carteira ligada ao agronegócio brasileiro, na qual ações de empresas, commodities agrícolas e câmbio respondem a fatores parcialmente comuns, mas representam exposições econômicas diferentes. A análise precisa, portanto, aproximar os fundamentos do mercado das propriedades estatísticas dos retornos e dos limites dos modelos empregados.</w:t>
+        <w:t xml:space="preserve">Prever o retorno médio não basta para avaliar o risco de mercado. Decisões de exposição e proteção também dependem da frequência e da magnitude das perdas. Em uma carteira do agronegócio brasileiro, ações, commodities e câmbio compartilham alguns fatores de risco, mas representam posições econômicas distintas. Esta revisão relaciona essas exposições às propriedades dos retornos e aos modelos usados para estimar o risco.</w:t>
       </w:r>
     </w:p>
     <w:p>
       <w:r>
-        <w:t>Este capítulo articula essas questões a partir da literatura sobre volatilidade condicional, mudanças de regime, redes recorrentes, incerteza preditiva e avaliação de risco. O argumento que orienta a revisão é que a combinação entre Hidden Markov Models (HMM) e redes Long Short-Term Memory (LSTM) constitui uma possibilidade de modelagem a ser investigada, cuja utilidade depende da qualidade dos dados e de evidências fora da amostra. A presença de uma arquitetura mais flexível, por si só, não demonstra melhor previsão de Value at Risk (VaR) ou Expected Shortfall (ES). Os conceitos e estudos examinados a seguir estabelecem os fundamentos necessários para avaliar essa contribuição.</w:t>
+        <w:t xml:space="preserve">O capítulo aborda volatilidade condicional, mudanças de regime, redes recorrentes, incerteza preditiva e avaliação de risco. Esses fundamentos orientam a comparação entre HMM-LSTM e os modelos de referência. A utilidade da combinação será examinada pela qualidade das previsões fora da amostra; a maior flexibilidade da rede, por si só, não assegura estimativas melhores de VaR e ES.</w:t>
       </w:r>
     </w:p>
     <w:p>
@@ -30,17 +30,17 @@
     </w:p>
     <w:p>
       <w:r>
-        <w:t>A revisão tem caráter narrativo e crítico. Seu propósito é relacionar contribuições teóricas e empíricas ao problema de estimar o risco de uma carteira do agronegócio, identificando o que cada abordagem permite representar e quais questões permanecem abertas. A seleção reúne trabalhos fundadores dos métodos utilizados, aplicações financeiras e documentos metodológicos das instituições responsáveis pelos indicadores de mercado. A inclusão de estudos clássicos é necessária porque conceitos como volatilidade condicional, estados latentes e cobertura de quantis continuam sustentando as aplicações recentes.</w:t>
+        <w:t xml:space="preserve">A revisão é narrativa e crítica. Reúne os trabalhos que fundamentam os métodos, suas aplicações financeiras e os documentos das instituições responsáveis pelos indicadores. A seleção considera a contribuição de cada fonte para estimar o risco da carteira e justificar as escolhas da pesquisa, incluindo os fundamentos de volatilidade condicional, estados latentes e cobertura de quantis.</w:t>
       </w:r>
     </w:p>
     <w:p>
       <w:r>
-        <w:t>O exame das aplicações distingue três objetos de previsão: o retorno esperado, a volatilidade e o risco de cauda. Embora relacionados, esses objetos exigem critérios diferentes de avaliação. Um estudo sobre acerto da direção dos preços pode justificar o interesse por uma rede neural, mas não constitui evidência suficiente de que essa rede produz quantis bem calibrados. Da mesma maneira, reduzir o erro de previsão da volatilidade não assegura, isoladamente, a adequação das perdas extremas estimadas. Essa distinção orienta a leitura dos resultados publicados e evita transportar conclusões entre problemas que não são equivalentes.</w:t>
+        <w:t xml:space="preserve">A leitura distingue previsão de retorno, de volatilidade e de risco de cauda. Cada tarefa exige critérios próprios. O acerto da direção dos preços, por exemplo, não demonstra que uma rede estima quantis bem calibrados. Da mesma forma, reduzir o erro de previsão da volatilidade não garante uma estimativa adequada das perdas extremas. Essa distinção orienta o uso das evidências publicadas.</w:t>
       </w:r>
     </w:p>
     <w:p>
       <w:r>
-        <w:t>As fontes são discutidas conforme sua contribuição para o desenho da pesquisa, considerando o mercado analisado, a variável prevista, o tratamento da ordem temporal, os modelos de comparação e o alcance das conclusões. Documentos de metodologia esclarecem o significado dos dados; estudos empíricos permitem examinar aplicações e limitações; trabalhos teóricos fundamentam as propriedades dos estimadores e dos testes. A síntese não pretende medir a produção científica do campo nem estabelecer a inexistência de trabalhos semelhantes. Procura construir uma base argumentativa que permita justificar as decisões do TCC e interpretar seus resultados sem antecipá-los.</w:t>
+        <w:t xml:space="preserve">As fontes são examinadas pelo mercado e pela variável estudados, pela organização temporal dos dados, pelos modelos de comparação e pelo alcance dos resultados. Documentos metodológicos esclarecem o significado das séries; estudos empíricos mostram aplicações; e trabalhos teóricos fundamentam estimadores e testes. A revisão procura sustentar as decisões do estudo, sem medir a produção bibliográfica do campo ou afirmar que não existem trabalhos semelhantes.</w:t>
       </w:r>
     </w:p>
     <w:p>
@@ -61,7 +61,7 @@
     </w:p>
     <w:p>
       <w:r>
-        <w:t>Uma carteira relacionada ao agronegócio não corresponde a uma exposição uniforme ao preço dos produtos agrícolas. Para uma empresa produtora, a elevação do preço de venda pode favorecer a receita; para uma atividade que utiliza grãos como insumo, o mesmo movimento pode pressionar custos. Nas companhias abertas, os efeitos ainda dependem de endividamento, composição das receitas, estrutura de custos, decisões de investimento e condições do mercado acionário. Por isso, a associação setorial entre os ativos é um ponto de partida para a análise, e não uma garantia de comportamento semelhante ou de diversificação estável.</w:t>
+        <w:t xml:space="preserve">Os componentes de uma carteira do agronegócio não reagem da mesma forma aos preços agrícolas. A alta de um produto pode elevar a receita de quem o produz e pressionar o custo de quem o utiliza como insumo. Nas companhias abertas, esses efeitos dependem também de dívidas, receitas, custos e decisões de investimento. A ligação setorial, portanto, não garante comportamento semelhante dos ativos nem diversificação estável.</w:t>
       </w:r>
     </w:p>
     <w:p>
@@ -71,7 +71,7 @@
     </w:p>
     <w:p>
       <w:r>
-        <w:t>Choques climáticos acrescentam outra dimensão. Ubilava (2012) investiga os efeitos do El Niño e da La Niña sobre os preços mundiais do café, utilizando dados mensais entre março de 1989 e dezembro de 2010 e uma estrutura autorregressiva com transição suave. O estudo identifica efeitos de curto prazo associados ao fenômeno climático e oferece evidência de que a dinâmica de preços pode apresentar não linearidades. Seu alcance, entretanto, é o mercado de café e a frequência examinada. Os resultados não estabelecem o desempenho de um modelo diário de VaR para uma carteira brasileira, mas ajudam a justificar a atenção a mudanças nas condições de mercado.</w:t>
+        <w:t xml:space="preserve">Ubilava (2012) analisa os efeitos do El Niño e da La Niña nos preços mundiais do café, com dados mensais de março de 1989 a dezembro de 2010 e um modelo autorregressivo com transição suave. Os efeitos de curto prazo identificados sugerem uma dinâmica não linear dos preços. O estudo ajuda a justificar a atenção às mudanças de mercado, embora seus resultados se restrinjam ao café e à frequência mensal, sem avaliar o VaR diário de uma carteira brasileira.</w:t>
       </w:r>
     </w:p>
     <w:p>
@@ -81,7 +81,7 @@
     </w:p>
     <w:p>
       <w:r>
-        <w:t>A presença adicional de uma posição cambial na carteira deve ser interpretada à luz dessa conversão. A moeda pode influenciar tanto a referência em reais das commodities quanto o componente de câmbio considerado separadamente. Isso não constitui necessariamente um erro, mas significa que os pesos nominais dos componentes não resumem toda a exposição cambial do conjunto. A análise do risco precisa reconhecer essa sobreposição, em vez de presumir que sete séries distintas representam sete fontes independentes de incerteza.</w:t>
+        <w:t xml:space="preserve">A inclusão de USD/BRL como componente da carteira acrescenta exposição cambial à já presente nas commodities convertidas para reais. Essa sobreposição precisa ser considerada na análise dos pesos e do risco. Ter sete séries distintas não significa ter sete fontes independentes de incerteza.</w:t>
       </w:r>
     </w:p>
     <w:p>
@@ -109,7 +109,7 @@
     </w:p>
     <w:p>
       <w:r>
-        <w:t>Há ainda uma diferença entre um índice de referências de preços e o resultado financeiro de contratos efetivamente negociados. O resultado de uma posição futura depende de quantidade de contratos, multiplicadores, ajustes diários, recursos mantidos como garantia, custos e regra de rolagem. Um índice que combina variações percentuais de séries contínuas pode representar uma aproximação útil da exposição conjunta, mas não reproduz automaticamente essa contabilidade. A relação entre estoques, curva e retornos discutida por Gorton, Hayashi e Rouwenhorst (2013) reforça a necessidade de separar essas interpretações.</w:t>
+        <w:t xml:space="preserve">Uma série contínua de preços não reproduz todo o resultado de uma posição em futuros. Esse resultado depende de contratos, multiplicadores, ajustes diários, garantias, custos e rolagem. O índice de variações percentuais adotado aproxima a exposição conjunta, mas não inclui toda essa contabilidade. As relações entre estoques, curva e retornos discutidas por Gorton, Hayashi e Rouwenhorst (2013) ajudam a distinguir essas interpretações.</w:t>
       </w:r>
     </w:p>
     <w:p>
@@ -164,7 +164,7 @@
     </w:p>
     <w:p>
       <w:r>
-        <w:t>Também é necessário separar características condicionais e incondicionais. Uma distribuição observada ao longo de muitos anos pode reunir períodos de baixa e alta volatilidade. Parte de sua dispersão decorre dessa mistura de condições. Ainda assim, identificar mudanças de variância não garante que toda a espessura das caudas tenha sido explicada. Para o presente estudo, isso significa que a classificação de regimes e o tratamento das inovações extremas precisam ser avaliados conjuntamente, sem tomar a presença de estados como solução automática para qualquer forma de risco.</w:t>
+        <w:t xml:space="preserve">Uma distribuição de retornos observada por muitos anos reúne períodos de baixa e alta volatilidade. Essa mistura explica parte da dispersão total, mas não garante que os extremos estejam bem representados em cada período. Por isso, a identificação dos estados e o tratamento da cauda precisam ser avaliados em conjunto.</w:t>
       </w:r>
     </w:p>
     <w:p>
@@ -196,7 +196,7 @@
     </w:p>
     <w:p>
       <w:r>
-        <w:t>A equação expressa uma variância condicional h, e não o retorno esperado. Na especificação convencional, restrições sobre ω, α e β asseguram positividade; condições adicionais são necessárias para a existência de momentos e para a estabilidade do processo. Mesmo com parâmetros constantes, o GARCH produz volatilidade variável e constitui um modelo não linear para a distribuição dos retornos. Sua limitação não deve, portanto, ser descrita como incapacidade geral de lidar com não linearidades. A questão relevante é se a forma de atualização e a distribuição escolhidas representam adequadamente o mercado considerado.</w:t>
+        <w:t xml:space="preserve">A equação descreve a variância condicional h. Restrições sobre ω, α e β garantem sua positividade; a existência de momentos e a estabilidade exigem condições adicionais. Mesmo com parâmetros constantes, o GARCH produz volatilidade variável e uma distribuição não linear dos retornos. Sua avaliação deve considerar a adequação da regra de atualização e da distribuição ao mercado estudado.</w:t>
       </w:r>
     </w:p>
     <w:p>
@@ -206,7 +206,7 @@
     </w:p>
     <w:p>
       <w:r>
-        <w:t>No mercado brasileiro, Campani e Durães (2018) analisam a previsão de volatilidade do USD/BRL com modelos GARCH ampliados por variância realizada de alta frequência e pelo índice de volatilidade implícita FXVol. Os resultados favorecem a incorporação dessas informações no contexto examinado. A contribuição do estudo é mostrar que diferentes fontes podem acrescentar conteúdo preditivo ao histórico de retornos. Isso não permite concluir que qualquer indicador de volatilidade terá o mesmo efeito em ações, commodities ou em uma carteira agregada.</w:t>
+        <w:t xml:space="preserve">Campani e Durães (2018) analisam a volatilidade do USD/BRL com modelos GARCH acrescidos de variância realizada de alta frequência e do índice implícito FXVol. Os resultados favorecem essas informações na aplicação examinada. Seu efeito em ações, commodities ou no retorno agregado de uma carteira, porém, precisa ser avaliado em cada caso.</w:t>
       </w:r>
     </w:p>
     <w:p>
@@ -343,7 +343,7 @@
     </w:p>
     <w:p>
       <w:r>
-        <w:t>O nível de confiança influencia a quantidade de informação efetivamente disponível. Em uma amostra de 125 observações, uma cauda de 1% corresponde a uma massa de apenas 1,25 observação. A obtenção de milhares de cenários computacionais a partir dessa amostra não equivale à observação de milhares de crises independentes. A simulação pode reduzir o erro numérico de um cálculo, mas a qualidade da estimativa continua limitada pela informação histórica e pelas hipóteses que geram os cenários.</w:t>
+        <w:t xml:space="preserve">A quantidade de dados disponível na cauda depende do nível de confiança. Em 125 observações, uma cauda de 1% corresponde a apenas 1,25 observação. Gerar milhares de cenários a partir dessa amostra reduz o erro numérico, mas não acrescenta episódios históricos independentes. A precisão da estimativa continua dependendo dos dados e das hipóteses da simulação.</w:t>
       </w:r>
     </w:p>
     <w:p>
@@ -371,7 +371,7 @@
     </w:p>
     <w:p>
       <w:r>
-        <w:t>Na formulação gaussiana, cada estado pode apresentar média e matriz de covariância próprias. A mistura resultante amplia a representação possível da distribuição agregada, mas não elimina as hipóteses adotadas dentro de cada estado. Dependências remanescentes, caudas condicionais muito espessas ou durações incompatíveis com a estrutura markoviana podem continuar mal representadas. Um HMM deve, portanto, ser avaliado como uma aproximação estatística útil, e não como recuperação inequívoca de um mecanismo econômico verdadeiro.</w:t>
+        <w:t xml:space="preserve">Em um HMM gaussiano, cada estado tem sua média e matriz de covariância. A mistura dos estados amplia a representação da distribuição agregada, mas pode deixar dependências, caudas ou durações mal descritas. Os estados estimados são uma aproximação estatística e precisam ser avaliados antes de receber uma interpretação econômica.</w:t>
       </w:r>
     </w:p>
     <w:p>
@@ -400,7 +400,7 @@
     </w:p>
     <w:p>
       <w:r>
-        <w:t>A escolha do número de estados envolve um compromisso entre representação e precisão. Mais estados permitem descrever diferenças adicionais, mas aumentam a quantidade de parâmetros e podem fragmentar episódios raros. Critérios de informação, estabilidade da estimação e interpretação das distribuições ajudam a avaliar esse compromisso; a escolha final não deve ser orientada pelo desempenho já observado no teste. Além disso, os números atribuídos aos estados não têm significado econômico intrínseco. Comparações entre janelas exigem critérios consistentes de identificação, como a ordenação por uma medida de volatilidade estimada no treinamento.</w:t>
+        <w:t xml:space="preserve">A escolha do número de estados equilibra detalhe e precisão. Mais estados aumentam o número de parâmetros e podem dividir episódios raros em grupos pequenos. Critérios de informação, estabilidade e interpretação ajudam nessa decisão, que deve ocorrer antes da avaliação no teste. Como os rótulos não têm significado econômico próprio, as comparações entre janelas exigem uma convenção comum, como ordenar os estados pela volatilidade estimada no treino.</w:t>
       </w:r>
     </w:p>
     <w:p>
@@ -428,7 +428,7 @@
     </w:p>
     <w:p>
       <w:r>
-        <w:t>Ardia et al. (2019) apresentam o pacote MSGARCH, com ferramentas para estimação por máxima verossimilhança e inferência bayesiana, simulação, previsão de densidades e cálculo de VaR e ES. A contribuição computacional amplia a possibilidade de aplicações reproduzíveis. O artigo não deve ser interpretado como demonstração de superioridade universal do MS-GARCH em qualquer período ou mercado. Sua relevância para este TCC está em oferecer uma referência que também contempla regimes e heterocedasticidade, tornando a comparação com a arquitetura neural conceitualmente mais exigente.</w:t>
+        <w:t xml:space="preserve">Ardia et al. (2019) apresentam o pacote MSGARCH, que reúne estimação por máxima verossimilhança e inferência bayesiana, simulação, previsão de densidades e cálculo de VaR e ES. O pacote permite implementar uma referência que também incorpora regimes e heterocedasticidade. Seu desempenho frente à rede será avaliado na aplicação, sem pressupor que o MS-GARCH seja superior em qualquer mercado.</w:t>
       </w:r>
     </w:p>
     <w:p>
@@ -464,7 +464,7 @@
     </w:p>
     <w:p>
       <w:r>
-        <w:t>A função de perda também delimita o que a rede procura aprender. Sob condições usuais, minimizar o erro quadrático médio orienta a previsão para a média condicional do alvo. Se esse alvo for o retorno, o resultado não será automaticamente um quantil extremo nem uma previsão de volatilidade. Uma arquitetura voltada à variância, a quantis ou a uma distribuição completa resolve problemas diferentes. A justificativa do modelo precisa, portanto, combinar a estrutura da rede com o alvo, a função de perda e o procedimento que transforma a saída em uma medida de risco.</w:t>
+        <w:t xml:space="preserve">Sob condições usuais, minimizar o erro quadrático médio leva à previsão da média condicional do alvo. Quando o alvo é o retorno, a saída não é um quantil extremo nem uma previsão de volatilidade. O cálculo do risco depende, assim, da função de perda e da regra que transforma essa saída em uma distribuição de perdas.</w:t>
       </w:r>
     </w:p>
     <w:p>
@@ -477,7 +477,7 @@
     </w:p>
     <w:p>
       <w:r>
-        <w:t>Fischer e Krauss (2018) aplicam LSTM à previsão fora da amostra da direção dos movimentos de ações componentes do S&amp;P 500 entre 1992 e 2015, comparando-a a métodos de classificação sem a mesma estrutura de memória. O estudo constitui uma referência para o uso de redes recorrentes em finanças, mas seu objeto é distinto da estimação de perdas extremas de uma carteira brasileira. A evidência de desempenho em uma estratégia direcional não comprova, por si, a cobertura de VaR ou a precisão de ES em outro universo de ativos.</w:t>
+        <w:t xml:space="preserve">Fischer e Krauss (2018) usam LSTM para prever, fora da amostra, a direção dos movimentos das ações do S&amp;P 500 entre 1992 e 2015. O estudo compara a rede com métodos de classificação sem o mesmo mecanismo de memória. Sua aplicação fundamenta o interesse por LSTM em finanças, mas não avalia a cobertura do VaR ou a precisão do ES de uma carteira brasileira.</w:t>
       </w:r>
     </w:p>
     <w:p>
@@ -487,7 +487,7 @@
     </w:p>
     <w:p>
       <w:r>
-        <w:t>O trabalho de De Mel (2026) também ilustra um limite de interpretação dos backtests: a não rejeição da cobertura incondicional é um resultado específico, que não substitui a avaliação da dependência das violações, da severidade das perdas ou da comparação pareada entre modelos. Sua aplicação a uma ação norte-americana oferece um antecedente metodológico, mas não resolve a questão do desempenho em uma carteira que reúne ações brasileiras, commodities agrícolas e câmbio.</w:t>
+        <w:t xml:space="preserve">A aplicação de De Mel (2026) também mostra a importância de interpretar cada backtest pelo que ele avalia. Não rejeitar cobertura incondicional não dispensa o exame da dependência das violações, da severidade das perdas e da comparação pareada. A ação norte-americana estudada fornece um antecedente metodológico; a aplicação à carteira brasileira permanece uma questão empírica.</w:t>
       </w:r>
     </w:p>
     <w:p>
@@ -515,7 +515,7 @@
     </w:p>
     <w:p>
       <w:r>
-        <w:t>Kendall e Gal (2017) distinguem incerteza epistêmica, associada ao conhecimento limitado sobre o modelo, e incerteza aleatória, ligada à variabilidade inerente às observações. Embora seu estudo seja desenvolvido em visão computacional, a distinção conceitual é útil para a previsão financeira. Duas redes podem concordar sobre o retorno médio esperado e, ainda assim, o retorno realizado apresentar grande dispersão. A concordância entre previsões de média não implica ausência de risco no mercado.</w:t>
+        <w:t xml:space="preserve">Kendall e Gal (2017) distinguem a incerteza epistêmica, ligada ao conhecimento limitado do modelo, da aleatória, associada à variabilidade das observações. Embora o estudo trate de visão computacional, a distinção ajuda a interpretar previsões financeiras: redes podem concordar sobre a média e, ainda assim, os retornos apresentarem grande dispersão.</w:t>
       </w:r>
     </w:p>
     <w:p>
@@ -530,12 +530,12 @@
     </w:p>
     <w:p>
       <w:r>
-        <w:t>Quando os resíduos são utilizados para calibrar a distribuição após a escolha da rede, o período de calibração precisa ser separado do teste. Ajustar a cauda com os próprios erros que depois serão apresentados como desempenho fora da amostra compromete a avaliação. A calibração também consome observações que deixam de estar disponíveis para treinar ou selecionar o modelo. Em séries com episódios raros de estresse, o compromisso entre quantidade de dados, atualidade e precisão dos extremos precisa ser discutido expressamente.</w:t>
+        <w:t xml:space="preserve">Os erros usados na calibração devem vir de um período separado do teste e posterior à escolha da rede. Usar os mesmos erros para calibrar e avaliar a cauda compromete a análise fora da amostra. Essa separação reduz o conjunto de treino, o que exige discutir o equilíbrio entre tamanho da amostra, atualidade dos dados e precisão dos extremos, sobretudo nos estados com poucos episódios.</w:t>
       </w:r>
     </w:p>
     <w:p>
       <w:r>
-        <w:t>O número de avaliações de dropout deve ser entendido como uma escolha de precisão computacional. Mil avaliações podem ajudar a estabilizar médias ou quantis de uma aproximação, mas não justificam a qualidade estatística dessa aproximação por si mesmas. Há ainda risco de contar a mesma incerteza duas vezes ao combinar a dispersão das saídas com uma distribuição de erros que já incorpora seus efeitos. A passagem da rede para VaR e ES precisa ser validada como parte do método, com hipóteses claras sobre o significado de cada componente.</w:t>
+        <w:t xml:space="preserve">O número de passagens com dropout controla a precisão computacional da aproximação. Mil passagens podem estabilizar médias e quantis, mas não demonstram que a distribuição obtida descreve os retornos. Combinar essa dispersão com erros de calibração também pode contar duas vezes efeitos já presentes nos resíduos. Cada componente precisa ter uma função definida no cálculo do VaR e do ES.</w:t>
       </w:r>
     </w:p>
     <w:p>
@@ -561,12 +561,12 @@
     </w:p>
     <w:p>
       <w:r>
-        <w:t>A separação temporal deve alcançar todo o procedimento. Seleção de variáveis, padronização, escolha de hiperparâmetros, ajuste do HMM e estimação de parâmetros de distribuição precisam respeitar as informações permitidas em cada janela. Proibir o uso de dados futuros apenas na etapa final de treinamento da LSTM não é suficiente. Também importa verificar se a última observação de um bloco usa um alvo que já pertence ao bloco seguinte, especialmente quando se prevê o retorno do próximo pregão.</w:t>
+        <w:t xml:space="preserve">A separação temporal vale para seleção de variáveis, padronização, escolha de hiperparâmetros, ajuste do HMM e calibração da distribuição. Todas essas etapas devem respeitar o período de informação de cada janela. Também é necessário verificar as fronteiras dos blocos: ao prever o próximo pregão, uma observação no fim do treino pode ter um alvo que já pertence à validação.</w:t>
       </w:r>
     </w:p>
     <w:p>
       <w:r>
-        <w:t>A disponibilidade econômica da informação não se resume ao índice de datas do arquivo. Um indicador divulgado depois do fechamento ou uma variável macroeconômica revisada posteriormente pode não ter sido conhecido na forma empregada pelo modelo. Quando os mercados possuem calendários e horários diferentes, uma regra de alinhamento precisa explicitar a origem da informação. Esses cuidados ajudam a distinguir habilidade preditiva de vantagens artificiais produzidas pela construção da base.</w:t>
+        <w:t xml:space="preserve">A data de uma série não garante que a informação estivesse disponível na origem da previsão. Indicadores divulgados após o fechamento e revisões macroeconômicas exigem atenção. O alinhamento entre mercados com calendários e horários diferentes deve explicitar quais dados já eram conhecidos, para que o desempenho não resulte de informação futura.</w:t>
       </w:r>
     </w:p>
     <w:p>
@@ -617,12 +617,12 @@
     </w:p>
     <w:p>
       <w:r>
-        <w:t>Esses fundamentos orientam a interpretação das hipóteses do TCC. A cobertura nominal, central em H1, precisa ser examinada juntamente com a precisão das previsões; em H2, a análise do estresse requer atenção à concentração temporal e ao número reduzido de eventos; em H3, não rejeitar igualdade de desempenho não demonstra equivalência ou ausência de deterioração economicamente relevante. Uma alegação de não inferioridade exige definir previamente o que constitui uma diferença aceitável e utilizar um procedimento compatível com essa pergunta.</w:t>
+        <w:t xml:space="preserve">Esses cuidados orientam as hipóteses do trabalho. H1 exige examinar cobertura e precisão; H2 requer atenção ao agrupamento das violações e ao número de dias de estresse; e H3 distingue ausência de diferença detectável de equivalência. Uma afirmação de não inferioridade depende de margem aceitável definida previamente e de um teste adequado.</w:t>
       </w:r>
     </w:p>
     <w:p>
       <w:r>
-        <w:t>A leitura dos resultados também deve considerar o número de janelas, modelos e regimes examinados. Escolher a especificação depois de observar quais comparações foram favoráveis produz uma avaliação otimista. É mais informativo apresentar diferenças de desempenho, medidas de incerteza, comportamento em diferentes períodos e limites de poder estatístico do que declarar um vencedor com base no maior p-valor. Um resultado desfavorável à arquitetura híbrida continua sendo cientificamente relevante se decorrer de uma comparação coerente e reproduzível.</w:t>
+        <w:t xml:space="preserve">A interpretação também depende da quantidade de janelas, modelos e regimes comparados. Escolher a especificação depois de observar resultados favoráveis torna a avaliação otimista. A discussão deve apresentar diferenças de desempenho e sua incerteza, além da variação entre períodos. Uma comparação reproduzível pode trazer contribuição mesmo quando o modelo híbrido não supera as referências.</w:t>
       </w:r>
     </w:p>
     <w:p>
@@ -645,7 +645,7 @@
     </w:p>
     <w:p>
       <w:r>
-        <w:t>A interpretabilidade pode complementar a análise das previsões, mas não substitui calibração e backtesting. Uma explicação economicamente plausível não torna correto um quantil mal estimado; uma variável com grande atribuição não precisa ser uma causa da perda observada. No escopo deste trabalho, o exame das explicações é mais útil quando esclarece a coerência das relações aprendidas e suas limitações, preservando a avaliação do risco como critério principal da contribuição empírica.</w:t>
+        <w:t xml:space="preserve">A interpretação complementa os backtests. Uma explicação plausível não corrige um quantil mal estimado, assim como uma variável importante para a rede pode não causar a perda observada. Neste trabalho, o SHAP ajuda a examinar as relações aprendidas e suas limitações; a qualidade das previsões continua sendo avaliada pelos testes e escores.</w:t>
       </w:r>
     </w:p>
     <w:p>
@@ -658,22 +658,22 @@
     </w:p>
     <w:p>
       <w:r>
-        <w:t>A literatura examinada oferece fundamentos complementares. A família ARCH-GARCH representa a atualização da volatilidade; os modelos de regime introduzem estados latentes e transições; as redes LSTM permitem aprender relações temporais flexíveis; os métodos de risco e de avaliação delimitam o que deve ser previsto e como examinar sua qualidade. A combinação desses elementos é conceitualmente justificável, mas acrescenta pontos de decisão e fontes de incerteza. O ganho de representação precisa compensar os custos de estimação, a redução da amostra efetiva e a maior dificuldade de interpretar cada componente.</w:t>
+        <w:t xml:space="preserve">Os métodos revisados têm funções distintas: ARCH-GARCH descreve a atualização da volatilidade; HMM representa estados e transições; LSTM aprende relações temporais; e os backtests avaliam as previsões de risco. Sua combinação acrescenta flexibilidade, mas também parâmetros e incerteza de estimação. Eventuais ganhos precisam ser avaliados diante do tamanho da amostra e da dificuldade de interpretar cada etapa.</w:t>
       </w:r>
     </w:p>
     <w:p>
       <w:r>
-        <w:t>Os estudos de Fischer e Krauss (2018), De Mel (2026) e Arimond et al. (2026) não respondem à mesma pergunta empírica. O primeiro trata de previsão direcional; o segundo combina regimes, previsão de volatilidade e uma hipótese para a cauda em uma ação; o terceiro relaciona redes, estados e gestão de carteiras de índices. Lidos em conjunto, eles sustentam o interesse pela pesquisa sem autorizar a conclusão de que uma arquitetura híbrida será superior em qualquer aplicação. A contribuição deste TCC deve ser localizada na avaliação de uma configuração definida para uma exposição ao agronegócio brasileiro, com comparações e restrições de informação claramente estabelecidas.</w:t>
+        <w:t xml:space="preserve">Fischer e Krauss (2018), De Mel (2026) e Arimond et al. (2026) tratam de problemas diferentes: previsão direcional de ações, VaR com regimes e volatilidade em uma ação, e redes aplicadas a carteiras de índices. Esses estudos fundamentam a comparação proposta, sem antecipar seu resultado. A contribuição deste trabalho está na avaliação da configuração aplicada ao agronegócio brasileiro, sob períodos e informações comparáveis.</w:t>
       </w:r>
     </w:p>
     <w:p>
       <w:r>
-        <w:t>Esse posicionamento também aproxima a fundamentação do problema econômico. Ações, futuros e câmbio não podem ser reunidos apenas por conveniência de disponibilidade. A construção das séries precisa preservar o significado dos preços, das rolagens e da conversão monetária. Na mesma direção, a passagem de uma previsão de retorno para VaR e ES exige uma representação defensável da distribuição de perdas. Esses aspectos são parte do problema de pesquisa, pois um ganho aparente de precisão pode decorrer tanto de uma escolha de modelagem quanto de inconsistências na base ou na avaliação.</w:t>
+        <w:t xml:space="preserve">A comparação começa na definição da exposição. A construção das séries deve manter o significado dos preços, das rolagens e da conversão cambial. Do mesmo modo, a previsão de retorno precisa ser ligada a uma distribuição de perdas compatível. Sem esses cuidados, diferenças atribuídas aos modelos podem decorrer da preparação dos dados ou da avaliação.</w:t>
       </w:r>
     </w:p>
     <w:p>
       <w:r>
-        <w:t>O Quadro 1 reúne os principais vínculos entre a revisão e as decisões que precisam ser justificadas no estudo. A síntese organiza a argumentação; ela não substitui a apresentação dos procedimentos e resultados no capítulo metodológico e na análise empírica.</w:t>
+        <w:t xml:space="preserve">O Quadro 1 relaciona a literatura às decisões do estudo. Os procedimentos e resultados serão apresentados nos capítulos de metodologia e análise empírica.</w:t>
       </w:r>
     </w:p>
     <w:p>
@@ -1296,7 +1296,7 @@
     </w:p>
     <w:p>
       <w:r>
-        <w:t>A questão que permanece aberta é se a informação de regime acrescenta capacidade de previsão de risco em relação a referências que utilizam informações comparáveis. Uma resposta convincente depende de dados consistentes, regras temporais verificáveis e avaliação conjunta de frequência, dependência e severidade das perdas. A contribuição pode estar na identificação de ganhos em condições específicas, na demonstração de limites da combinação ou na constatação de que uma solução mais simples oferece desempenho semelhante. Em qualquer desses casos, o valor acadêmico decorre da coerência entre a pergunta, o método e as evidências produzidas.</w:t>
+        <w:t xml:space="preserve">A pesquisa examina se a informação de regime melhora a previsão do risco frente a modelos que utilizam informações comparáveis. A resposta depende da consistência dos dados e da avaliação conjunta de cobertura, dependência e severidade das perdas. Ganhos restritos a certos períodos, ausência de melhora e vantagem de um modelo mais simples são resultados possíveis dessa comparação.</w:t>
       </w:r>
     </w:p>
     <w:p>
